--- a/docs/AMA-Society-Web-Setup-Guide.docx
+++ b/docs/AMA-Society-Web-Setup-Guide.docx
@@ -441,7 +441,7 @@
                 <w:sz w:val="20"/>
                 <w:szCs w:val="20"/>
               </w:rPr>
-              <w:t xml:space="preserve">30 September 2026</w:t>
+              <w:t xml:space="preserve">30 September 2026 (adds Google and phone OTP sign-up)</w:t>
             </w:r>
           </w:p>
         </w:tc>
@@ -2891,7 +2891,7 @@
           <w:sz w:val="18"/>
           <w:szCs w:val="18"/>
         </w:rPr>
-        <w:t xml:space="preserve">gcloud run deploy ama-api --region=asia-south1 --image=asia-south1-docker.pkg.dev/ama-society/ama/ama-api --set-secrets="DATABASE_URL=DATABASE_URL:latest,REDIS_URL=REDIS_URL:latest,JWT_SECRET=JWT_SECRET:latest,JWT_REFRESH_SECRET=JWT_REFRESH_SECRET:latest,RAZORPAY_KEY_SECRET=RAZORPAY_KEY_SECRET:latest" --allow-unauthenticated</w:t>
+        <w:t xml:space="preserve">gcloud run deploy ama-api --region=asia-south1 --image=asia-south1-docker.pkg.dev/ama-society/ama/ama-api --set-secrets="DATABASE_URL=DATABASE_URL:latest,REDIS_URL=REDIS_URL:latest,JWT_SECRET=JWT_SECRET:latest,JWT_REFRESH_SECRET=JWT_REFRESH_SECRET:latest,RAZORPAY_KEY_SECRET=RAZORPAY_KEY_SECRET:latest" --set-env-vars="FIREBASE_PROJECT_ID=ama-society" --allow-unauthenticated</w:t>
       </w:r>
     </w:p>
     <w:p>
@@ -3317,7 +3317,788 @@
           <w:sz w:val="32"/>
           <w:szCs w:val="32"/>
         </w:rPr>
-        <w:t xml:space="preserve">11. Test it end to end</w:t>
+        <w:t xml:space="preserve">11. Turn on Google and phone OTP sign-up</w:t>
+      </w:r>
+    </w:p>
+    <w:p>
+      <w:pPr>
+        <w:spacing w:after="120" w:line="300"/>
+      </w:pPr>
+      <w:r>
+        <w:rPr>
+          <w:rFonts w:ascii="Calibri" w:cs="Calibri" w:eastAsia="Calibri" w:hAnsi="Calibri"/>
+          <w:sz w:val="22"/>
+          <w:szCs w:val="22"/>
+        </w:rPr>
+        <w:t xml:space="preserve">Residents can register and sign in with </w:t>
+      </w:r>
+      <w:r>
+        <w:rPr>
+          <w:rFonts w:ascii="Calibri" w:cs="Calibri" w:eastAsia="Calibri" w:hAnsi="Calibri"/>
+          <w:b/>
+          <w:bCs/>
+          <w:sz w:val="22"/>
+          <w:szCs w:val="22"/>
+        </w:rPr>
+        <w:t xml:space="preserve">Continue with Google</w:t>
+      </w:r>
+      <w:r>
+        <w:rPr>
+          <w:rFonts w:ascii="Calibri" w:cs="Calibri" w:eastAsia="Calibri" w:hAnsi="Calibri"/>
+          <w:sz w:val="22"/>
+          <w:szCs w:val="22"/>
+        </w:rPr>
+        <w:t xml:space="preserve"> or with their </w:t>
+      </w:r>
+      <w:r>
+        <w:rPr>
+          <w:rFonts w:ascii="Calibri" w:cs="Calibri" w:eastAsia="Calibri" w:hAnsi="Calibri"/>
+          <w:b/>
+          <w:bCs/>
+          <w:sz w:val="22"/>
+          <w:szCs w:val="22"/>
+        </w:rPr>
+        <w:t xml:space="preserve">mobile number and an SMS code</w:t>
+      </w:r>
+      <w:r>
+        <w:rPr>
+          <w:rFonts w:ascii="Calibri" w:cs="Calibri" w:eastAsia="Calibri" w:hAnsi="Calibri"/>
+          <w:sz w:val="22"/>
+          <w:szCs w:val="22"/>
+        </w:rPr>
+        <w:t xml:space="preserve">. Firebase Authentication handles both. New users then see a short "Complete your profile" page (name, mobile number for Google sign-ups, society code) and their account is created as a resident.</w:t>
+      </w:r>
+    </w:p>
+    <w:p>
+      <w:pPr>
+        <w:pStyle w:val="Heading2"/>
+        <w:spacing w:after="100" w:before="240"/>
+      </w:pPr>
+      <w:r>
+        <w:rPr>
+          <w:rFonts w:ascii="Calibri" w:cs="Calibri" w:eastAsia="Calibri" w:hAnsi="Calibri"/>
+          <w:b/>
+          <w:bCs/>
+          <w:sz w:val="26"/>
+          <w:szCs w:val="26"/>
+        </w:rPr>
+        <w:t xml:space="preserve">11.1 Enable the sign-in methods (Firebase console, once)</w:t>
+      </w:r>
+    </w:p>
+    <w:p>
+      <w:pPr>
+        <w:pStyle w:val="ListParagraph"/>
+        <w:numPr>
+          <w:ilvl w:val="0"/>
+          <w:numId w:val="2"/>
+        </w:numPr>
+        <w:spacing w:after="60"/>
+      </w:pPr>
+      <w:r>
+        <w:rPr>
+          <w:rFonts w:ascii="Calibri" w:cs="Calibri" w:eastAsia="Calibri" w:hAnsi="Calibri"/>
+          <w:sz w:val="22"/>
+          <w:szCs w:val="22"/>
+        </w:rPr>
+        <w:t xml:space="preserve">console.firebase.google.com → project </w:t>
+      </w:r>
+      <w:r>
+        <w:rPr>
+          <w:rFonts w:ascii="Calibri" w:cs="Calibri" w:eastAsia="Calibri" w:hAnsi="Calibri"/>
+          <w:b/>
+          <w:bCs/>
+          <w:sz w:val="22"/>
+          <w:szCs w:val="22"/>
+        </w:rPr>
+        <w:t xml:space="preserve">ama-society</w:t>
+      </w:r>
+      <w:r>
+        <w:rPr>
+          <w:rFonts w:ascii="Calibri" w:cs="Calibri" w:eastAsia="Calibri" w:hAnsi="Calibri"/>
+          <w:sz w:val="22"/>
+          <w:szCs w:val="22"/>
+        </w:rPr>
+        <w:t xml:space="preserve"> → Authentication → Get started.</w:t>
+      </w:r>
+    </w:p>
+    <w:p>
+      <w:pPr>
+        <w:pStyle w:val="ListParagraph"/>
+        <w:numPr>
+          <w:ilvl w:val="0"/>
+          <w:numId w:val="2"/>
+        </w:numPr>
+        <w:spacing w:after="60"/>
+      </w:pPr>
+      <w:r>
+        <w:rPr>
+          <w:rFonts w:ascii="Calibri" w:cs="Calibri" w:eastAsia="Calibri" w:hAnsi="Calibri"/>
+          <w:sz w:val="22"/>
+          <w:szCs w:val="22"/>
+        </w:rPr>
+        <w:t xml:space="preserve">Sign-in method → </w:t>
+      </w:r>
+      <w:r>
+        <w:rPr>
+          <w:rFonts w:ascii="Calibri" w:cs="Calibri" w:eastAsia="Calibri" w:hAnsi="Calibri"/>
+          <w:b/>
+          <w:bCs/>
+          <w:sz w:val="22"/>
+          <w:szCs w:val="22"/>
+        </w:rPr>
+        <w:t xml:space="preserve">Google</w:t>
+      </w:r>
+      <w:r>
+        <w:rPr>
+          <w:rFonts w:ascii="Calibri" w:cs="Calibri" w:eastAsia="Calibri" w:hAnsi="Calibri"/>
+          <w:sz w:val="22"/>
+          <w:szCs w:val="22"/>
+        </w:rPr>
+        <w:t xml:space="preserve"> → Enable → choose a support email → Save.</w:t>
+      </w:r>
+    </w:p>
+    <w:p>
+      <w:pPr>
+        <w:pStyle w:val="ListParagraph"/>
+        <w:numPr>
+          <w:ilvl w:val="0"/>
+          <w:numId w:val="2"/>
+        </w:numPr>
+        <w:spacing w:after="60"/>
+      </w:pPr>
+      <w:r>
+        <w:rPr>
+          <w:rFonts w:ascii="Calibri" w:cs="Calibri" w:eastAsia="Calibri" w:hAnsi="Calibri"/>
+          <w:sz w:val="22"/>
+          <w:szCs w:val="22"/>
+        </w:rPr>
+        <w:t xml:space="preserve">Sign-in method → </w:t>
+      </w:r>
+      <w:r>
+        <w:rPr>
+          <w:rFonts w:ascii="Calibri" w:cs="Calibri" w:eastAsia="Calibri" w:hAnsi="Calibri"/>
+          <w:b/>
+          <w:bCs/>
+          <w:sz w:val="22"/>
+          <w:szCs w:val="22"/>
+        </w:rPr>
+        <w:t xml:space="preserve">Phone</w:t>
+      </w:r>
+      <w:r>
+        <w:rPr>
+          <w:rFonts w:ascii="Calibri" w:cs="Calibri" w:eastAsia="Calibri" w:hAnsi="Calibri"/>
+          <w:sz w:val="22"/>
+          <w:szCs w:val="22"/>
+        </w:rPr>
+        <w:t xml:space="preserve"> → Enable → Save.</w:t>
+      </w:r>
+    </w:p>
+    <w:p>
+      <w:pPr>
+        <w:pStyle w:val="ListParagraph"/>
+        <w:numPr>
+          <w:ilvl w:val="0"/>
+          <w:numId w:val="2"/>
+        </w:numPr>
+        <w:spacing w:after="60"/>
+      </w:pPr>
+      <w:r>
+        <w:rPr>
+          <w:rFonts w:ascii="Calibri" w:cs="Calibri" w:eastAsia="Calibri" w:hAnsi="Calibri"/>
+          <w:sz w:val="22"/>
+          <w:szCs w:val="22"/>
+        </w:rPr>
+        <w:t xml:space="preserve">Settings → Authorized domains: ama-society.web.app and ama-society.firebaseapp.com are listed by default. Add any custom domain you use.</w:t>
+      </w:r>
+    </w:p>
+    <w:p>
+      <w:pPr>
+        <w:shd w:fill="FFF4E5" w:color="auto" w:val="clear"/>
+        <w:spacing w:after="160" w:before="80" w:line="280"/>
+        <w:ind w:left="170" w:right="170"/>
+      </w:pPr>
+      <w:r>
+        <w:rPr>
+          <w:rFonts w:ascii="Calibri" w:cs="Calibri" w:eastAsia="Calibri" w:hAnsi="Calibri"/>
+          <w:b/>
+          <w:bCs/>
+          <w:sz w:val="22"/>
+          <w:szCs w:val="22"/>
+        </w:rPr>
+        <w:t xml:space="preserve">Important:  </w:t>
+      </w:r>
+      <w:r>
+        <w:rPr>
+          <w:rFonts w:ascii="Calibri" w:cs="Calibri" w:eastAsia="Calibri" w:hAnsi="Calibri"/>
+          <w:sz w:val="22"/>
+          <w:szCs w:val="22"/>
+        </w:rPr>
+        <w:t xml:space="preserve">Real SMS needs the Blaze (pay-as-you-go) plan and each SMS has a small charge. For free testing, add a test number under Phone → Phone numbers for testing, e.g. +91 9999999999 with code 123456.</w:t>
+      </w:r>
+    </w:p>
+    <w:p>
+      <w:pPr>
+        <w:pStyle w:val="Heading2"/>
+        <w:spacing w:after="100" w:before="240"/>
+      </w:pPr>
+      <w:r>
+        <w:rPr>
+          <w:rFonts w:ascii="Calibri" w:cs="Calibri" w:eastAsia="Calibri" w:hAnsi="Calibri"/>
+          <w:b/>
+          <w:bCs/>
+          <w:sz w:val="26"/>
+          <w:szCs w:val="26"/>
+        </w:rPr>
+        <w:t xml:space="preserve">11.2 Give the website its Firebase settings</w:t>
+      </w:r>
+    </w:p>
+    <w:p>
+      <w:pPr>
+        <w:spacing w:after="120" w:line="300"/>
+      </w:pPr>
+      <w:r>
+        <w:rPr>
+          <w:rFonts w:ascii="Calibri" w:cs="Calibri" w:eastAsia="Calibri" w:hAnsi="Calibri"/>
+          <w:sz w:val="22"/>
+          <w:szCs w:val="22"/>
+        </w:rPr>
+        <w:t xml:space="preserve">The deploy script creates a Firebase web app and writes apps\mobile\.env for you. To do it by hand instead, copy the values from Project settings → Your apps → Web app → SDK setup and configuration into apps\mobile\.env:</w:t>
+      </w:r>
+    </w:p>
+    <w:p>
+      <w:pPr>
+        <w:pBdr>
+          <w:top w:val="single" w:color="D0D5DD" w:sz="4" w:space="4"/>
+        </w:pBdr>
+        <w:shd w:fill="F2F4F7" w:color="auto" w:val="clear"/>
+        <w:spacing w:after="0" w:before="60"/>
+        <w:ind w:left="170" w:right="170"/>
+      </w:pPr>
+      <w:r>
+        <w:rPr>
+          <w:rFonts w:ascii="Consolas" w:cs="Consolas" w:eastAsia="Consolas" w:hAnsi="Consolas"/>
+          <w:sz w:val="18"/>
+          <w:szCs w:val="18"/>
+        </w:rPr>
+        <w:t xml:space="preserve">EXPO_PUBLIC_FIREBASE_API_KEY=AIza...</w:t>
+      </w:r>
+    </w:p>
+    <w:p>
+      <w:pPr>
+        <w:shd w:fill="F2F4F7" w:color="auto" w:val="clear"/>
+        <w:spacing w:after="0" w:before="0"/>
+        <w:ind w:left="170" w:right="170"/>
+      </w:pPr>
+      <w:r>
+        <w:rPr>
+          <w:rFonts w:ascii="Consolas" w:cs="Consolas" w:eastAsia="Consolas" w:hAnsi="Consolas"/>
+          <w:sz w:val="18"/>
+          <w:szCs w:val="18"/>
+        </w:rPr>
+        <w:t xml:space="preserve">EXPO_PUBLIC_FIREBASE_AUTH_DOMAIN=ama-society.firebaseapp.com</w:t>
+      </w:r>
+    </w:p>
+    <w:p>
+      <w:pPr>
+        <w:shd w:fill="F2F4F7" w:color="auto" w:val="clear"/>
+        <w:spacing w:after="0" w:before="0"/>
+        <w:ind w:left="170" w:right="170"/>
+      </w:pPr>
+      <w:r>
+        <w:rPr>
+          <w:rFonts w:ascii="Consolas" w:cs="Consolas" w:eastAsia="Consolas" w:hAnsi="Consolas"/>
+          <w:sz w:val="18"/>
+          <w:szCs w:val="18"/>
+        </w:rPr>
+        <w:t xml:space="preserve">EXPO_PUBLIC_FIREBASE_PROJECT_ID=ama-society</w:t>
+      </w:r>
+    </w:p>
+    <w:p>
+      <w:pPr>
+        <w:shd w:fill="F2F4F7" w:color="auto" w:val="clear"/>
+        <w:spacing w:after="160" w:before="0"/>
+        <w:ind w:left="170" w:right="170"/>
+      </w:pPr>
+      <w:r>
+        <w:rPr>
+          <w:rFonts w:ascii="Consolas" w:cs="Consolas" w:eastAsia="Consolas" w:hAnsi="Consolas"/>
+          <w:sz w:val="18"/>
+          <w:szCs w:val="18"/>
+        </w:rPr>
+        <w:t xml:space="preserve">EXPO_PUBLIC_FIREBASE_APP_ID=1:1234567890:web:abcdef</w:t>
+      </w:r>
+    </w:p>
+    <w:p>
+      <w:pPr>
+        <w:spacing w:after="120" w:line="300"/>
+      </w:pPr>
+      <w:r>
+        <w:rPr>
+          <w:rFonts w:ascii="Calibri" w:cs="Calibri" w:eastAsia="Calibri" w:hAnsi="Calibri"/>
+          <w:sz w:val="22"/>
+          <w:szCs w:val="22"/>
+        </w:rPr>
+        <w:t xml:space="preserve">These four values are public (they are sent to every browser), so they are not secrets. The file is excluded from Git.</w:t>
+      </w:r>
+    </w:p>
+    <w:p>
+      <w:pPr>
+        <w:pStyle w:val="Heading2"/>
+        <w:spacing w:after="100" w:before="240"/>
+      </w:pPr>
+      <w:r>
+        <w:rPr>
+          <w:rFonts w:ascii="Calibri" w:cs="Calibri" w:eastAsia="Calibri" w:hAnsi="Calibri"/>
+          <w:b/>
+          <w:bCs/>
+          <w:sz w:val="26"/>
+          <w:szCs w:val="26"/>
+        </w:rPr>
+        <w:t xml:space="preserve">11.3 Deploy</w:t>
+      </w:r>
+    </w:p>
+    <w:p>
+      <w:pPr>
+        <w:pBdr>
+          <w:top w:val="single" w:color="D0D5DD" w:sz="4" w:space="4"/>
+        </w:pBdr>
+        <w:shd w:fill="F2F4F7" w:color="auto" w:val="clear"/>
+        <w:spacing w:after="0" w:before="60"/>
+        <w:ind w:left="170" w:right="170"/>
+      </w:pPr>
+      <w:r>
+        <w:rPr>
+          <w:rFonts w:ascii="Consolas" w:cs="Consolas" w:eastAsia="Consolas" w:hAnsi="Consolas"/>
+          <w:sz w:val="18"/>
+          <w:szCs w:val="18"/>
+        </w:rPr>
+        <w:t xml:space="preserve">git pull origin claude/deploy-setup</w:t>
+      </w:r>
+    </w:p>
+    <w:p>
+      <w:pPr>
+        <w:shd w:fill="F2F4F7" w:color="auto" w:val="clear"/>
+        <w:spacing w:after="0" w:before="0"/>
+        <w:ind w:left="170" w:right="170"/>
+      </w:pPr>
+      <w:r>
+        <w:rPr>
+          <w:rFonts w:ascii="Consolas" w:cs="Consolas" w:eastAsia="Consolas" w:hAnsi="Consolas"/>
+          <w:sz w:val="18"/>
+          <w:szCs w:val="18"/>
+        </w:rPr>
+        <w:t xml:space="preserve">pnpm install</w:t>
+      </w:r>
+    </w:p>
+    <w:p>
+      <w:pPr>
+        <w:shd w:fill="F2F4F7" w:color="auto" w:val="clear"/>
+        <w:spacing w:after="160" w:before="0"/>
+        <w:ind w:left="170" w:right="170"/>
+      </w:pPr>
+      <w:r>
+        <w:rPr>
+          <w:rFonts w:ascii="Consolas" w:cs="Consolas" w:eastAsia="Consolas" w:hAnsi="Consolas"/>
+          <w:sz w:val="18"/>
+          <w:szCs w:val="18"/>
+        </w:rPr>
+        <w:t xml:space="preserve">powershell -ExecutionPolicy Bypass -File scripts\deploy-web.ps1</w:t>
+      </w:r>
+    </w:p>
+    <w:p>
+      <w:pPr>
+        <w:shd w:fill="E8F5E9" w:color="auto" w:val="clear"/>
+        <w:spacing w:after="160" w:before="80" w:line="280"/>
+        <w:ind w:left="170" w:right="170"/>
+      </w:pPr>
+      <w:r>
+        <w:rPr>
+          <w:rFonts w:ascii="Calibri" w:cs="Calibri" w:eastAsia="Calibri" w:hAnsi="Calibri"/>
+          <w:b/>
+          <w:bCs/>
+          <w:sz w:val="22"/>
+          <w:szCs w:val="22"/>
+        </w:rPr>
+        <w:t xml:space="preserve">Expected:  </w:t>
+      </w:r>
+      <w:r>
+        <w:rPr>
+          <w:rFonts w:ascii="Calibri" w:cs="Calibri" w:eastAsia="Calibri" w:hAnsi="Calibri"/>
+          <w:sz w:val="22"/>
+          <w:szCs w:val="22"/>
+        </w:rPr>
+        <w:t xml:space="preserve">The API is redeployed with FIREBASE_PROJECT_ID and the website shows a "Continue with Google" button above the sign-in form. The Phone OTP tab sends a real SMS code.</w:t>
+      </w:r>
+    </w:p>
+    <w:tbl>
+      <w:tblPr>
+        <w:tblW w:type="dxa" w:w="9638"/>
+        <w:tblBorders>
+          <w:top w:val="single" w:color="auto" w:sz="4"/>
+          <w:left w:val="single" w:color="auto" w:sz="4"/>
+          <w:bottom w:val="single" w:color="auto" w:sz="4"/>
+          <w:right w:val="single" w:color="auto" w:sz="4"/>
+          <w:insideH w:val="single" w:color="auto" w:sz="4"/>
+          <w:insideV w:val="single" w:color="auto" w:sz="4"/>
+        </w:tblBorders>
+      </w:tblPr>
+      <w:tblGrid>
+        <w:gridCol w:w="3300"/>
+        <w:gridCol w:w="6338"/>
+      </w:tblGrid>
+      <w:tr>
+        <w:trPr>
+          <w:tblHeader/>
+        </w:trPr>
+        <w:tc>
+          <w:tcPr>
+            <w:tcW w:type="dxa" w:w="3300"/>
+            <w:shd w:fill="1B4FD8" w:color="auto" w:val="clear"/>
+            <w:tcMar>
+              <w:top w:type="dxa" w:w="80"/>
+              <w:left w:type="dxa" w:w="100"/>
+              <w:bottom w:type="dxa" w:w="80"/>
+              <w:right w:type="dxa" w:w="100"/>
+            </w:tcMar>
+          </w:tcPr>
+          <w:p>
+            <w:r>
+              <w:rPr>
+                <w:rFonts w:ascii="Calibri" w:cs="Calibri" w:eastAsia="Calibri" w:hAnsi="Calibri"/>
+                <w:b/>
+                <w:bCs/>
+                <w:color w:val="FFFFFF"/>
+                <w:sz w:val="20"/>
+                <w:szCs w:val="20"/>
+              </w:rPr>
+              <w:t xml:space="preserve">Problem</w:t>
+            </w:r>
+          </w:p>
+        </w:tc>
+        <w:tc>
+          <w:tcPr>
+            <w:tcW w:type="dxa" w:w="6338"/>
+            <w:shd w:fill="1B4FD8" w:color="auto" w:val="clear"/>
+            <w:tcMar>
+              <w:top w:type="dxa" w:w="80"/>
+              <w:left w:type="dxa" w:w="100"/>
+              <w:bottom w:type="dxa" w:w="80"/>
+              <w:right w:type="dxa" w:w="100"/>
+            </w:tcMar>
+          </w:tcPr>
+          <w:p>
+            <w:r>
+              <w:rPr>
+                <w:rFonts w:ascii="Calibri" w:cs="Calibri" w:eastAsia="Calibri" w:hAnsi="Calibri"/>
+                <w:b/>
+                <w:bCs/>
+                <w:color w:val="FFFFFF"/>
+                <w:sz w:val="20"/>
+                <w:szCs w:val="20"/>
+              </w:rPr>
+              <w:t xml:space="preserve">Fix</w:t>
+            </w:r>
+          </w:p>
+        </w:tc>
+      </w:tr>
+      <w:tr>
+        <w:tc>
+          <w:tcPr>
+            <w:tcW w:type="dxa" w:w="3300"/>
+            <w:tcMar>
+              <w:top w:type="dxa" w:w="80"/>
+              <w:left w:type="dxa" w:w="100"/>
+              <w:bottom w:type="dxa" w:w="80"/>
+              <w:right w:type="dxa" w:w="100"/>
+            </w:tcMar>
+          </w:tcPr>
+          <w:p>
+            <w:r>
+              <w:rPr>
+                <w:rFonts w:ascii="Calibri" w:cs="Calibri" w:eastAsia="Calibri" w:hAnsi="Calibri"/>
+                <w:sz w:val="20"/>
+                <w:szCs w:val="20"/>
+              </w:rPr>
+              <w:t xml:space="preserve">No "Continue with Google" button</w:t>
+            </w:r>
+          </w:p>
+        </w:tc>
+        <w:tc>
+          <w:tcPr>
+            <w:tcW w:type="dxa" w:w="6338"/>
+            <w:tcMar>
+              <w:top w:type="dxa" w:w="80"/>
+              <w:left w:type="dxa" w:w="100"/>
+              <w:bottom w:type="dxa" w:w="80"/>
+              <w:right w:type="dxa" w:w="100"/>
+            </w:tcMar>
+          </w:tcPr>
+          <w:p>
+            <w:r>
+              <w:rPr>
+                <w:rFonts w:ascii="Calibri" w:cs="Calibri" w:eastAsia="Calibri" w:hAnsi="Calibri"/>
+                <w:sz w:val="20"/>
+                <w:szCs w:val="20"/>
+              </w:rPr>
+              <w:t xml:space="preserve">apps\mobile\.env was missing when the site was built. Fill it, then re-run the deploy script with -SkipApi.</w:t>
+            </w:r>
+          </w:p>
+        </w:tc>
+      </w:tr>
+      <w:tr>
+        <w:tc>
+          <w:tcPr>
+            <w:tcW w:type="dxa" w:w="3300"/>
+            <w:tcMar>
+              <w:top w:type="dxa" w:w="80"/>
+              <w:left w:type="dxa" w:w="100"/>
+              <w:bottom w:type="dxa" w:w="80"/>
+              <w:right w:type="dxa" w:w="100"/>
+            </w:tcMar>
+          </w:tcPr>
+          <w:p>
+            <w:r>
+              <w:rPr>
+                <w:rFonts w:ascii="Calibri" w:cs="Calibri" w:eastAsia="Calibri" w:hAnsi="Calibri"/>
+                <w:sz w:val="20"/>
+                <w:szCs w:val="20"/>
+              </w:rPr>
+              <w:t xml:space="preserve">"This sign-in method is not enabled"</w:t>
+            </w:r>
+          </w:p>
+        </w:tc>
+        <w:tc>
+          <w:tcPr>
+            <w:tcW w:type="dxa" w:w="6338"/>
+            <w:tcMar>
+              <w:top w:type="dxa" w:w="80"/>
+              <w:left w:type="dxa" w:w="100"/>
+              <w:bottom w:type="dxa" w:w="80"/>
+              <w:right w:type="dxa" w:w="100"/>
+            </w:tcMar>
+          </w:tcPr>
+          <w:p>
+            <w:r>
+              <w:rPr>
+                <w:rFonts w:ascii="Calibri" w:cs="Calibri" w:eastAsia="Calibri" w:hAnsi="Calibri"/>
+                <w:sz w:val="20"/>
+                <w:szCs w:val="20"/>
+              </w:rPr>
+              <w:t xml:space="preserve">Enable Google / Phone in Firebase Authentication (11.1).</w:t>
+            </w:r>
+          </w:p>
+        </w:tc>
+      </w:tr>
+      <w:tr>
+        <w:tc>
+          <w:tcPr>
+            <w:tcW w:type="dxa" w:w="3300"/>
+            <w:tcMar>
+              <w:top w:type="dxa" w:w="80"/>
+              <w:left w:type="dxa" w:w="100"/>
+              <w:bottom w:type="dxa" w:w="80"/>
+              <w:right w:type="dxa" w:w="100"/>
+            </w:tcMar>
+          </w:tcPr>
+          <w:p>
+            <w:r>
+              <w:rPr>
+                <w:rFonts w:ascii="Calibri" w:cs="Calibri" w:eastAsia="Calibri" w:hAnsi="Calibri"/>
+                <w:sz w:val="20"/>
+                <w:szCs w:val="20"/>
+              </w:rPr>
+              <w:t xml:space="preserve">"not authorised for sign-in"</w:t>
+            </w:r>
+          </w:p>
+        </w:tc>
+        <w:tc>
+          <w:tcPr>
+            <w:tcW w:type="dxa" w:w="6338"/>
+            <w:tcMar>
+              <w:top w:type="dxa" w:w="80"/>
+              <w:left w:type="dxa" w:w="100"/>
+              <w:bottom w:type="dxa" w:w="80"/>
+              <w:right w:type="dxa" w:w="100"/>
+            </w:tcMar>
+          </w:tcPr>
+          <w:p>
+            <w:r>
+              <w:rPr>
+                <w:rFonts w:ascii="Calibri" w:cs="Calibri" w:eastAsia="Calibri" w:hAnsi="Calibri"/>
+                <w:sz w:val="20"/>
+                <w:szCs w:val="20"/>
+              </w:rPr>
+              <w:t xml:space="preserve">Add the website domain under Authentication → Settings → Authorized domains.</w:t>
+            </w:r>
+          </w:p>
+        </w:tc>
+      </w:tr>
+      <w:tr>
+        <w:tc>
+          <w:tcPr>
+            <w:tcW w:type="dxa" w:w="3300"/>
+            <w:tcMar>
+              <w:top w:type="dxa" w:w="80"/>
+              <w:left w:type="dxa" w:w="100"/>
+              <w:bottom w:type="dxa" w:w="80"/>
+              <w:right w:type="dxa" w:w="100"/>
+            </w:tcMar>
+          </w:tcPr>
+          <w:p>
+            <w:r>
+              <w:rPr>
+                <w:rFonts w:ascii="Calibri" w:cs="Calibri" w:eastAsia="Calibri" w:hAnsi="Calibri"/>
+                <w:sz w:val="20"/>
+                <w:szCs w:val="20"/>
+              </w:rPr>
+              <w:t xml:space="preserve">"server error 503"</w:t>
+            </w:r>
+          </w:p>
+        </w:tc>
+        <w:tc>
+          <w:tcPr>
+            <w:tcW w:type="dxa" w:w="6338"/>
+            <w:tcMar>
+              <w:top w:type="dxa" w:w="80"/>
+              <w:left w:type="dxa" w:w="100"/>
+              <w:bottom w:type="dxa" w:w="80"/>
+              <w:right w:type="dxa" w:w="100"/>
+            </w:tcMar>
+          </w:tcPr>
+          <w:p>
+            <w:r>
+              <w:rPr>
+                <w:rFonts w:ascii="Calibri" w:cs="Calibri" w:eastAsia="Calibri" w:hAnsi="Calibri"/>
+                <w:sz w:val="20"/>
+                <w:szCs w:val="20"/>
+              </w:rPr>
+              <w:t xml:space="preserve">Cloud Run is missing FIREBASE_PROJECT_ID. Redeploy with the command in 8.2.</w:t>
+            </w:r>
+          </w:p>
+        </w:tc>
+      </w:tr>
+      <w:tr>
+        <w:tc>
+          <w:tcPr>
+            <w:tcW w:type="dxa" w:w="3300"/>
+            <w:tcMar>
+              <w:top w:type="dxa" w:w="80"/>
+              <w:left w:type="dxa" w:w="100"/>
+              <w:bottom w:type="dxa" w:w="80"/>
+              <w:right w:type="dxa" w:w="100"/>
+            </w:tcMar>
+          </w:tcPr>
+          <w:p>
+            <w:r>
+              <w:rPr>
+                <w:rFonts w:ascii="Calibri" w:cs="Calibri" w:eastAsia="Calibri" w:hAnsi="Calibri"/>
+                <w:sz w:val="20"/>
+                <w:szCs w:val="20"/>
+              </w:rPr>
+              <w:t xml:space="preserve">"Society not found"</w:t>
+            </w:r>
+          </w:p>
+        </w:tc>
+        <w:tc>
+          <w:tcPr>
+            <w:tcW w:type="dxa" w:w="6338"/>
+            <w:tcMar>
+              <w:top w:type="dxa" w:w="80"/>
+              <w:left w:type="dxa" w:w="100"/>
+              <w:bottom w:type="dxa" w:w="80"/>
+              <w:right w:type="dxa" w:w="100"/>
+            </w:tcMar>
+          </w:tcPr>
+          <w:p>
+            <w:r>
+              <w:rPr>
+                <w:rFonts w:ascii="Calibri" w:cs="Calibri" w:eastAsia="Calibri" w:hAnsi="Calibri"/>
+                <w:sz w:val="20"/>
+                <w:szCs w:val="20"/>
+              </w:rPr>
+              <w:t xml:space="preserve">Type the exact society name (e.g. AMA Grand Estate) or its ID.</w:t>
+            </w:r>
+          </w:p>
+        </w:tc>
+      </w:tr>
+      <w:tr>
+        <w:tc>
+          <w:tcPr>
+            <w:tcW w:type="dxa" w:w="3300"/>
+            <w:tcMar>
+              <w:top w:type="dxa" w:w="80"/>
+              <w:left w:type="dxa" w:w="100"/>
+              <w:bottom w:type="dxa" w:w="80"/>
+              <w:right w:type="dxa" w:w="100"/>
+            </w:tcMar>
+          </w:tcPr>
+          <w:p>
+            <w:r>
+              <w:rPr>
+                <w:rFonts w:ascii="Calibri" w:cs="Calibri" w:eastAsia="Calibri" w:hAnsi="Calibri"/>
+                <w:sz w:val="20"/>
+                <w:szCs w:val="20"/>
+              </w:rPr>
+              <w:t xml:space="preserve">"already exists. Please sign in instead."</w:t>
+            </w:r>
+          </w:p>
+        </w:tc>
+        <w:tc>
+          <w:tcPr>
+            <w:tcW w:type="dxa" w:w="6338"/>
+            <w:tcMar>
+              <w:top w:type="dxa" w:w="80"/>
+              <w:left w:type="dxa" w:w="100"/>
+              <w:bottom w:type="dxa" w:w="80"/>
+              <w:right w:type="dxa" w:w="100"/>
+            </w:tcMar>
+          </w:tcPr>
+          <w:p>
+            <w:r>
+              <w:rPr>
+                <w:rFonts w:ascii="Calibri" w:cs="Calibri" w:eastAsia="Calibri" w:hAnsi="Calibri"/>
+                <w:sz w:val="20"/>
+                <w:szCs w:val="20"/>
+              </w:rPr>
+              <w:t xml:space="preserve">That email or mobile number already has an account.</w:t>
+            </w:r>
+          </w:p>
+        </w:tc>
+      </w:tr>
+    </w:tbl>
+    <w:p>
+      <w:pPr>
+        <w:spacing w:after="120"/>
+      </w:pPr>
+    </w:p>
+    <w:p>
+      <w:pPr>
+        <w:spacing w:after="120" w:line="300"/>
+      </w:pPr>
+      <w:r>
+        <w:rPr>
+          <w:rFonts w:ascii="Calibri" w:cs="Calibri" w:eastAsia="Calibri" w:hAnsi="Calibri"/>
+          <w:sz w:val="22"/>
+          <w:szCs w:val="22"/>
+        </w:rPr>
+        <w:t xml:space="preserve">Google and phone sign-in work on the website. The Android app keeps email and password for now.</w:t>
+      </w:r>
+    </w:p>
+    <w:p>
+      <w:pPr>
+        <w:pStyle w:val="Heading1"/>
+        <w:spacing w:after="160" w:before="360"/>
+      </w:pPr>
+      <w:r>
+        <w:rPr>
+          <w:rFonts w:ascii="Calibri" w:cs="Calibri" w:eastAsia="Calibri" w:hAnsi="Calibri"/>
+          <w:b/>
+          <w:bCs/>
+          <w:color w:val="1B4FD8"/>
+          <w:sz w:val="32"/>
+          <w:szCs w:val="32"/>
+        </w:rPr>
+        <w:t xml:space="preserve">12. Test it end to end</w:t>
       </w:r>
     </w:p>
     <w:p>
@@ -3747,7 +4528,7 @@
           <w:sz w:val="32"/>
           <w:szCs w:val="32"/>
         </w:rPr>
-        <w:t xml:space="preserve">12. Updating after changes</w:t>
+        <w:t xml:space="preserve">13. Updating after changes</w:t>
       </w:r>
     </w:p>
     <w:tbl>
@@ -4012,7 +4793,7 @@
           <w:sz w:val="32"/>
           <w:szCs w:val="32"/>
         </w:rPr>
-        <w:t xml:space="preserve">13. Troubleshooting — every error seen during the first setup</w:t>
+        <w:t xml:space="preserve">14. Troubleshooting — every error seen during the first setup</w:t>
       </w:r>
     </w:p>
     <w:p>
@@ -4973,7 +5754,7 @@
                 <w:sz w:val="20"/>
                 <w:szCs w:val="20"/>
               </w:rPr>
-              <w:t xml:space="preserve">Test the API directly (section 11); seed if needed.</w:t>
+              <w:t xml:space="preserve">Test the API directly (section 12); seed if needed.</w:t>
             </w:r>
           </w:p>
         </w:tc>
@@ -5058,7 +5839,7 @@
           <w:sz w:val="32"/>
           <w:szCs w:val="32"/>
         </w:rPr>
-        <w:t xml:space="preserve">14. Before real residents use it</w:t>
+        <w:t xml:space="preserve">15. Before real residents use it</w:t>
       </w:r>
     </w:p>
     <w:p>

--- a/docs/AMA-Society-Web-Setup-Guide.docx
+++ b/docs/AMA-Society-Web-Setup-Guide.docx
@@ -441,7 +441,7 @@
                 <w:sz w:val="20"/>
                 <w:szCs w:val="20"/>
               </w:rPr>
-              <w:t xml:space="preserve">30 September 2026 (adds Google and phone OTP sign-up)</w:t>
+              <w:t xml:space="preserve">30 September 2026 (Google and phone OTP sign-up, society codes)</w:t>
             </w:r>
           </w:p>
         </w:tc>
@@ -3125,32 +3125,20 @@
           <w:sz w:val="22"/>
           <w:szCs w:val="22"/>
         </w:rPr>
-        <w:t xml:space="preserve">Ends with "Seeding finished successfully!". It creates the society "AMA Grand Estate", flats A-101 and B-201, and three users with password password123.</w:t>
-      </w:r>
-    </w:p>
-    <w:p>
-      <w:pPr>
-        <w:shd w:fill="FFF4E5" w:color="auto" w:val="clear"/>
-        <w:spacing w:after="160" w:before="80" w:line="280"/>
-        <w:ind w:left="170" w:right="170"/>
-      </w:pPr>
-      <w:r>
-        <w:rPr>
-          <w:rFonts w:ascii="Calibri" w:cs="Calibri" w:eastAsia="Calibri" w:hAnsi="Calibri"/>
-          <w:b/>
-          <w:bCs/>
-          <w:sz w:val="22"/>
-          <w:szCs w:val="22"/>
-        </w:rPr>
-        <w:t xml:space="preserve">Important:  </w:t>
-      </w:r>
-      <w:r>
-        <w:rPr>
-          <w:rFonts w:ascii="Calibri" w:cs="Calibri" w:eastAsia="Calibri" w:hAnsi="Calibri"/>
-          <w:sz w:val="22"/>
-          <w:szCs w:val="22"/>
-        </w:rPr>
-        <w:t xml:space="preserve">Run the seed only once. A second run fails with "Unique constraint failed on the fields: (email)" — that means the users already exist, which is fine, but it also adds a duplicate society first.</w:t>
+        <w:t xml:space="preserve">Ends with "Seeding finished. Residents sign up with society code AMA-001." It creates the society "AMA Grand Estate" (code AMA-001), flats A-101 and B-201, and three users with password password123.</w:t>
+      </w:r>
+    </w:p>
+    <w:p>
+      <w:pPr>
+        <w:spacing w:after="120" w:line="300"/>
+      </w:pPr>
+      <w:r>
+        <w:rPr>
+          <w:rFonts w:ascii="Calibri" w:cs="Calibri" w:eastAsia="Calibri" w:hAnsi="Calibri"/>
+          <w:sz w:val="22"/>
+          <w:szCs w:val="22"/>
+        </w:rPr>
+        <w:t xml:space="preserve">The seed is safe to run again: it only adds what is missing and never changes existing passwords.</w:t>
       </w:r>
     </w:p>
     <w:p>
@@ -3366,7 +3354,30 @@
           <w:sz w:val="22"/>
           <w:szCs w:val="22"/>
         </w:rPr>
-        <w:t xml:space="preserve">. Firebase Authentication handles both. New users then see a short "Complete your profile" page (name, mobile number for Google sign-ups, society code) and their account is created as a resident.</w:t>
+        <w:t xml:space="preserve">. Firebase Authentication handles both. New users then see a short "Complete your profile" page (name, mobile number for Google sign-ups, society code such as AMA-001) and their account is created as a resident.</w:t>
+      </w:r>
+    </w:p>
+    <w:p>
+      <w:pPr>
+        <w:spacing w:after="120" w:line="300"/>
+      </w:pPr>
+      <w:r>
+        <w:rPr>
+          <w:rFonts w:ascii="Calibri" w:cs="Calibri" w:eastAsia="Calibri" w:hAnsi="Calibri"/>
+          <w:b/>
+          <w:bCs/>
+          <w:sz w:val="22"/>
+          <w:szCs w:val="22"/>
+        </w:rPr>
+        <w:t xml:space="preserve">Society codes: </w:t>
+      </w:r>
+      <w:r>
+        <w:rPr>
+          <w:rFonts w:ascii="Calibri" w:cs="Calibri" w:eastAsia="Calibri" w:hAnsi="Calibri"/>
+          <w:sz w:val="22"/>
+          <w:szCs w:val="22"/>
+        </w:rPr>
+        <w:t xml:space="preserve">every society has a unique short code, shown to admins on their dashboard. Existing societies got one automatically (first word of the name plus a number, e.g. AMA-001, AMA-002). Share the code with residents; it is not case-sensitive.</w:t>
       </w:r>
     </w:p>
     <w:p>
@@ -3995,7 +4006,7 @@
                 <w:sz w:val="20"/>
                 <w:szCs w:val="20"/>
               </w:rPr>
-              <w:t xml:space="preserve">"Society not found"</w:t>
+              <w:t xml:space="preserve">"Society code not found"</w:t>
             </w:r>
           </w:p>
         </w:tc>
@@ -4016,7 +4027,7 @@
                 <w:sz w:val="20"/>
                 <w:szCs w:val="20"/>
               </w:rPr>
-              <w:t xml:space="preserve">Type the exact society name (e.g. AMA Grand Estate) or its ID.</w:t>
+              <w:t xml:space="preserve">Type the society code from the admin dashboard, e.g. AMA-001 (upper or lower case). Society names no longer work.</w:t>
             </w:r>
           </w:p>
         </w:tc>
@@ -4200,7 +4211,7 @@
           <w:sz w:val="22"/>
           <w:szCs w:val="22"/>
         </w:rPr>
-        <w:t xml:space="preserve">Both print a user plus accessToken and refreshToken. Then open https://ama-society.web.app and sign in.</w:t>
+        <w:t xml:space="preserve">Both print a user plus accessToken and refreshToken. Then open https://ama-society.web.app and sign in. Admins see the society code (e.g. AMA-001) on their dashboard; that is what new residents type when signing up.</w:t>
       </w:r>
     </w:p>
     <w:tbl>
@@ -5668,7 +5679,7 @@
                 <w:sz w:val="20"/>
                 <w:szCs w:val="20"/>
               </w:rPr>
-              <w:t xml:space="preserve">Seed already ran</w:t>
+              <w:t xml:space="preserve">Old version of the seed script</w:t>
             </w:r>
           </w:p>
         </w:tc>
@@ -5689,7 +5700,7 @@
                 <w:sz w:val="20"/>
                 <w:szCs w:val="20"/>
               </w:rPr>
-              <w:t xml:space="preserve">Nothing to fix — users exist. Do not re-run.</w:t>
+              <w:t xml:space="preserve">git pull the branch; the new seed is safe to re-run.</w:t>
             </w:r>
           </w:p>
         </w:tc>
